--- a/labs/lab04/report/simulation-modeling-lab04-report.docx
+++ b/labs/lab04/report/simulation-modeling-lab04-report.docx
@@ -26,32 +26,6 @@
         <w:t xml:space="preserve">Исаева Зарина Исмайилбековна</w:t>
       </w:r>
     </w:p>
-    <w:sdt>
-      <w:sdtPr>
-        <w:docPartObj>
-          <w:docPartGallery w:val="Table of Contents"/>
-          <w:docPartUnique/>
-        </w:docPartObj>
-      </w:sdtPr>
-      <w:sdtContent>
-        <w:p>
-          <w:pPr>
-            <w:pStyle w:val="TOCHeading"/>
-          </w:pPr>
-          <w:r>
-            <w:t xml:space="preserve">Содержание</w:t>
-          </w:r>
-        </w:p>
-        <w:p>
-          <w:r>
-            <w:fldChar w:fldCharType="begin" w:dirty="true"/>
-            <w:instrText xml:space="preserve">TOC \o "1-2" \h \z \u</w:instrText>
-            <w:fldChar w:fldCharType="separate"/>
-            <w:fldChar w:fldCharType="end"/>
-          </w:r>
-        </w:p>
-      </w:sdtContent>
-    </w:sdt>
     <w:p>
       <w:r>
         <w:br w:type="page"/>
@@ -61,7 +35,11 @@
     <w:p>
       <w:pPr>
         <w:pStyle w:val="Heading1"/>
+        <w:pageBreakBefore w:val="0"/>
       </w:pPr>
+      <w:r>
+        <w:br w:type="page"/>
+      </w:r>
       <w:r>
         <w:t xml:space="preserve">Содержание</w:t>
       </w:r>
@@ -1407,6 +1385,9 @@
     <w:p>
       <w:pPr>
         <w:pStyle w:val="SourceCode"/>
+        <w:spacing w:before="0" w:after="0" w:line="240" w:lineRule="auto"/>
+        <w:ind w:left="85" w:right="85" w:firstLine="0"/>
+        <w:jc w:val="left"/>
       </w:pPr>
       <w:r>
         <w:rPr>
@@ -2281,6 +2262,9 @@
     <w:p>
       <w:pPr>
         <w:pStyle w:val="SourceCode"/>
+        <w:spacing w:before="0" w:after="0" w:line="240" w:lineRule="auto"/>
+        <w:ind w:left="85" w:right="85" w:firstLine="0"/>
+        <w:jc w:val="left"/>
       </w:pPr>
       <w:r>
         <w:rPr>
@@ -3167,6 +3151,9 @@
     <w:p>
       <w:pPr>
         <w:pStyle w:val="SourceCode"/>
+        <w:spacing w:before="0" w:after="0" w:line="240" w:lineRule="auto"/>
+        <w:ind w:left="85" w:right="85" w:firstLine="0"/>
+        <w:jc w:val="left"/>
       </w:pPr>
       <w:r>
         <w:rPr>
@@ -3366,6 +3353,9 @@
     <w:p>
       <w:pPr>
         <w:pStyle w:val="SourceCode"/>
+        <w:spacing w:before="0" w:after="0" w:line="240" w:lineRule="auto"/>
+        <w:ind w:left="85" w:right="85" w:firstLine="0"/>
+        <w:jc w:val="left"/>
       </w:pPr>
       <w:r>
         <w:rPr>
@@ -4361,6 +4351,9 @@
     <w:p>
       <w:pPr>
         <w:pStyle w:val="SourceCode"/>
+        <w:spacing w:before="0" w:after="0" w:line="240" w:lineRule="auto"/>
+        <w:ind w:left="85" w:right="85" w:firstLine="0"/>
+        <w:jc w:val="left"/>
       </w:pPr>
       <w:r>
         <w:rPr>
@@ -12279,6 +12272,9 @@
     <w:p>
       <w:pPr>
         <w:pStyle w:val="SourceCode"/>
+        <w:spacing w:before="0" w:after="0" w:line="240" w:lineRule="auto"/>
+        <w:ind w:left="85" w:right="85" w:firstLine="0"/>
+        <w:jc w:val="left"/>
       </w:pPr>
       <w:r>
         <w:rPr>
@@ -14300,6 +14296,9 @@
     <w:p>
       <w:pPr>
         <w:pStyle w:val="SourceCode"/>
+        <w:spacing w:before="0" w:after="0" w:line="240" w:lineRule="auto"/>
+        <w:ind w:left="85" w:right="85" w:firstLine="0"/>
+        <w:jc w:val="left"/>
       </w:pPr>
       <w:r>
         <w:rPr>
@@ -14426,6 +14425,9 @@
     <w:p>
       <w:pPr>
         <w:pStyle w:val="SourceCode"/>
+        <w:spacing w:before="0" w:after="0" w:line="240" w:lineRule="auto"/>
+        <w:ind w:left="85" w:right="85" w:firstLine="0"/>
+        <w:jc w:val="left"/>
       </w:pPr>
       <w:r>
         <w:rPr>
@@ -15158,6 +15160,9 @@
     <w:p>
       <w:pPr>
         <w:pStyle w:val="SourceCode"/>
+        <w:spacing w:before="0" w:after="0" w:line="240" w:lineRule="auto"/>
+        <w:ind w:left="85" w:right="85" w:firstLine="0"/>
+        <w:jc w:val="left"/>
       </w:pPr>
       <w:r>
         <w:rPr>
@@ -15534,6 +15539,9 @@
     <w:p>
       <w:pPr>
         <w:pStyle w:val="SourceCode"/>
+        <w:spacing w:before="0" w:after="0" w:line="240" w:lineRule="auto"/>
+        <w:ind w:left="85" w:right="85" w:firstLine="0"/>
+        <w:jc w:val="left"/>
       </w:pPr>
       <w:r>
         <w:rPr>
@@ -15648,6 +15656,9 @@
     <w:p>
       <w:pPr>
         <w:pStyle w:val="SourceCode"/>
+        <w:spacing w:before="0" w:after="0" w:line="240" w:lineRule="auto"/>
+        <w:ind w:left="85" w:right="85" w:firstLine="0"/>
+        <w:jc w:val="left"/>
       </w:pPr>
       <w:r>
         <w:rPr>
@@ -16695,6 +16706,9 @@
     <w:p>
       <w:pPr>
         <w:pStyle w:val="SourceCode"/>
+        <w:spacing w:before="0" w:after="0" w:line="240" w:lineRule="auto"/>
+        <w:ind w:left="85" w:right="85" w:firstLine="0"/>
+        <w:jc w:val="left"/>
       </w:pPr>
       <w:r>
         <w:rPr>
@@ -17594,6 +17608,9 @@
     <w:p>
       <w:pPr>
         <w:pStyle w:val="SourceCode"/>
+        <w:spacing w:before="0" w:after="0" w:line="240" w:lineRule="auto"/>
+        <w:ind w:left="85" w:right="85" w:firstLine="0"/>
+        <w:jc w:val="left"/>
       </w:pPr>
       <w:r>
         <w:rPr>
@@ -17720,6 +17737,9 @@
     <w:p>
       <w:pPr>
         <w:pStyle w:val="SourceCode"/>
+        <w:spacing w:before="0" w:after="0" w:line="240" w:lineRule="auto"/>
+        <w:ind w:left="85" w:right="85" w:firstLine="0"/>
+        <w:jc w:val="left"/>
       </w:pPr>
       <w:r>
         <w:rPr>
@@ -19019,6 +19039,9 @@
     <w:p>
       <w:pPr>
         <w:pStyle w:val="SourceCode"/>
+        <w:spacing w:before="0" w:after="0" w:line="240" w:lineRule="auto"/>
+        <w:ind w:left="85" w:right="85" w:firstLine="0"/>
+        <w:jc w:val="left"/>
       </w:pPr>
       <w:r>
         <w:rPr>
@@ -19885,6 +19908,9 @@
     <w:p>
       <w:pPr>
         <w:pStyle w:val="SourceCode"/>
+        <w:spacing w:before="0" w:after="0" w:line="240" w:lineRule="auto"/>
+        <w:ind w:left="85" w:right="85" w:firstLine="0"/>
+        <w:jc w:val="left"/>
       </w:pPr>
       <w:r>
         <w:rPr>
@@ -19999,6 +20025,9 @@
     <w:p>
       <w:pPr>
         <w:pStyle w:val="SourceCode"/>
+        <w:spacing w:before="0" w:after="0" w:line="240" w:lineRule="auto"/>
+        <w:ind w:left="85" w:right="85" w:firstLine="0"/>
+        <w:jc w:val="left"/>
       </w:pPr>
       <w:r>
         <w:rPr>
@@ -21157,6 +21186,9 @@
     <w:p>
       <w:pPr>
         <w:pStyle w:val="SourceCode"/>
+        <w:spacing w:before="0" w:after="0" w:line="240" w:lineRule="auto"/>
+        <w:ind w:left="85" w:right="85" w:firstLine="0"/>
+        <w:jc w:val="left"/>
       </w:pPr>
       <w:r>
         <w:rPr>
@@ -22678,6 +22710,9 @@
     <w:p>
       <w:pPr>
         <w:pStyle w:val="SourceCode"/>
+        <w:spacing w:before="0" w:after="0" w:line="240" w:lineRule="auto"/>
+        <w:ind w:left="85" w:right="85" w:firstLine="0"/>
+        <w:jc w:val="left"/>
       </w:pPr>
       <w:r>
         <w:rPr>
@@ -22804,6 +22839,9 @@
     <w:p>
       <w:pPr>
         <w:pStyle w:val="SourceCode"/>
+        <w:spacing w:before="0" w:after="0" w:line="240" w:lineRule="auto"/>
+        <w:ind w:left="85" w:right="85" w:firstLine="0"/>
+        <w:jc w:val="left"/>
       </w:pPr>
       <w:r>
         <w:rPr>
@@ -24475,6 +24513,9 @@
     <w:p>
       <w:pPr>
         <w:pStyle w:val="SourceCode"/>
+        <w:spacing w:before="0" w:after="0" w:line="240" w:lineRule="auto"/>
+        <w:ind w:left="85" w:right="85" w:firstLine="0"/>
+        <w:jc w:val="left"/>
       </w:pPr>
       <w:r>
         <w:rPr>
@@ -25177,6 +25218,9 @@
     <w:p>
       <w:pPr>
         <w:pStyle w:val="SourceCode"/>
+        <w:spacing w:before="0" w:after="0" w:line="240" w:lineRule="auto"/>
+        <w:ind w:left="85" w:right="85" w:firstLine="0"/>
+        <w:jc w:val="left"/>
       </w:pPr>
       <w:r>
         <w:rPr>
@@ -25303,6 +25347,9 @@
     <w:p>
       <w:pPr>
         <w:pStyle w:val="SourceCode"/>
+        <w:spacing w:before="0" w:after="0" w:line="240" w:lineRule="auto"/>
+        <w:ind w:left="85" w:right="85" w:firstLine="0"/>
+        <w:jc w:val="left"/>
       </w:pPr>
       <w:r>
         <w:rPr>
@@ -26572,6 +26619,9 @@
     <w:p>
       <w:pPr>
         <w:pStyle w:val="SourceCode"/>
+        <w:spacing w:before="0" w:after="0" w:line="240" w:lineRule="auto"/>
+        <w:ind w:left="85" w:right="85" w:firstLine="0"/>
+        <w:jc w:val="left"/>
       </w:pPr>
       <w:r>
         <w:rPr>
@@ -28003,6 +28053,9 @@
     <w:p>
       <w:pPr>
         <w:pStyle w:val="SourceCode"/>
+        <w:spacing w:before="0" w:after="0" w:line="240" w:lineRule="auto"/>
+        <w:ind w:left="85" w:right="85" w:firstLine="0"/>
+        <w:jc w:val="left"/>
       </w:pPr>
       <w:r>
         <w:rPr>
@@ -28141,6 +28194,9 @@
     <w:p>
       <w:pPr>
         <w:pStyle w:val="SourceCode"/>
+        <w:spacing w:before="0" w:after="0" w:line="240" w:lineRule="auto"/>
+        <w:ind w:left="85" w:right="85" w:firstLine="0"/>
+        <w:jc w:val="left"/>
       </w:pPr>
       <w:r>
         <w:rPr>
@@ -30640,6 +30696,9 @@
     <w:p>
       <w:pPr>
         <w:pStyle w:val="SourceCode"/>
+        <w:spacing w:before="0" w:after="0" w:line="240" w:lineRule="auto"/>
+        <w:ind w:left="85" w:right="85" w:firstLine="0"/>
+        <w:jc w:val="left"/>
       </w:pPr>
       <w:r>
         <w:rPr>
@@ -32596,6 +32655,9 @@
     <w:p>
       <w:pPr>
         <w:pStyle w:val="SourceCode"/>
+        <w:spacing w:before="0" w:after="0" w:line="240" w:lineRule="auto"/>
+        <w:ind w:left="85" w:right="85" w:firstLine="0"/>
+        <w:jc w:val="left"/>
       </w:pPr>
       <w:r>
         <w:rPr>
@@ -33347,6 +33409,9 @@
     <w:p>
       <w:pPr>
         <w:pStyle w:val="SourceCode"/>
+        <w:spacing w:before="0" w:after="0" w:line="240" w:lineRule="auto"/>
+        <w:ind w:left="85" w:right="85" w:firstLine="0"/>
+        <w:jc w:val="left"/>
       </w:pPr>
       <w:r>
         <w:rPr>
@@ -33764,6 +33829,9 @@
     <w:p>
       <w:pPr>
         <w:pStyle w:val="SourceCode"/>
+        <w:spacing w:before="0" w:after="0" w:line="240" w:lineRule="auto"/>
+        <w:ind w:left="85" w:right="85" w:firstLine="0"/>
+        <w:jc w:val="left"/>
       </w:pPr>
       <w:r>
         <w:rPr>
@@ -34733,6 +34801,9 @@
     <w:p>
       <w:pPr>
         <w:pStyle w:val="SourceCode"/>
+        <w:spacing w:before="0" w:after="0" w:line="240" w:lineRule="auto"/>
+        <w:ind w:left="85" w:right="85" w:firstLine="0"/>
+        <w:jc w:val="left"/>
       </w:pPr>
       <w:r>
         <w:rPr>
@@ -35381,6 +35452,9 @@
     <w:p>
       <w:pPr>
         <w:pStyle w:val="SourceCode"/>
+        <w:spacing w:before="0" w:after="0" w:line="240" w:lineRule="auto"/>
+        <w:ind w:left="85" w:right="85" w:firstLine="0"/>
+        <w:jc w:val="left"/>
       </w:pPr>
       <w:r>
         <w:rPr>
@@ -39863,8 +39937,18 @@
     <w:link w:val="VerbatimChar"/>
     <w:pPr>
       <w:wordWrap w:val="off"/>
+      <w:keepNext w:val="0"/>
+      <w:keepLines w:val="0"/>
+      <w:widowControl w:val="0"/>
       <w:shd w:val="clear" w:fill="f1f3f5"/>
+      <w:spacing w:before="0" w:after="0" w:line="240" w:lineRule="auto"/>
+      <w:ind w:left="85" w:right="85" w:firstLine="0"/>
+      <w:jc w:val="left"/>
     </w:pPr>
+    <w:rPr>
+      <w:rFonts w:ascii="Menlo" w:hAnsi="Menlo"/>
+      <w:sz w:val="17"/>
+    </w:rPr>
   </w:style>
   <w:style w:type="character" w:customStyle="1" w:styleId="KeywordTok">
     <w:name w:val="KeywordTok"/>
